--- a/Claude outputs/law_comparison_report_2026-09-15.docx
+++ b/Claude outputs/law_comparison_report_2026-09-15.docx
@@ -4165,7 +4165,28 @@
         <w:pStyle w:val="BodyText"/>
       </w:pPr>
       <w:r>
-        <w:t xml:space="preserve">Six of the eight control channels sit within a couple of dB under every law.</w:t>
+        <w:t xml:space="preserve">Five of the eight control channels — 8X+ through 12X+ — stay within</w:t>
+      </w:r>
+      <w:r>
+        <w:t xml:space="preserve"> </w:t>
+      </w:r>
+      <w:r>
+        <w:t xml:space="preserve">2.1 dB under every law. 7X+ is marginal: inside 2 dB for four of the</w:t>
+      </w:r>
+      <w:r>
+        <w:t xml:space="preserve"> </w:t>
+      </w:r>
+      <w:r>
+        <w:t xml:space="preserve">five laws but −3.6 dB under</w:t>
+      </w:r>
+      <w:r>
+        <w:t xml:space="preserve"> </w:t>
+      </w:r>
+      <w:r>
+        <w:t xml:space="preserve">pseudoinverse_control</w:t>
+      </w:r>
+      <w:r>
+        <w:t xml:space="preserve">.</w:t>
       </w:r>
       <w:r>
         <w:t xml:space="preserve"> </w:t>

--- a/Claude outputs/law_comparison_report_2026-09-15.docx
+++ b/Claude outputs/law_comparison_report_2026-09-15.docx
@@ -490,7 +490,562 @@
     </w:p>
     <w:p>
       <w:pPr>
-        <w:pStyle w:val="FirstParagraph"/>
+        <w:pStyle w:val="CaptionedFigure"/>
+      </w:pPr>
+      <w:r>
+        <w:drawing>
+          <wp:inline>
+            <wp:extent cx="5334000" cy="2257041"/>
+            <wp:effectExtent b="0" l="0" r="0" t="0"/>
+            <wp:docPr descr="Singular values of the 8×6 FRF over the control band. Left: the measured in-control FRF, the matrix every law actually inverts. Right: median and 10th-90th percentile of each singular value relative to σ1, analytic against measured." title="" id="1" name="Picture"/>
+            <a:graphic>
+              <a:graphicData uri="http://schemas.openxmlformats.org/drawingml/2006/picture">
+                <pic:pic>
+                  <pic:nvPicPr>
+                    <pic:cNvPr descr="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" id="0" name="Picture"/>
+                    <pic:cNvPicPr>
+                      <a:picLocks noChangeArrowheads="1" noChangeAspect="1"/>
+                    </pic:cNvPicPr>
+                  </pic:nvPicPr>
+                  <pic:blipFill>
+                    <a:blip r:embed="rId24"/>
+                    <a:stretch>
+                      <a:fillRect/>
+                    </a:stretch>
+                  </pic:blipFill>
+                  <pic:spPr bwMode="auto">
+                    <a:xfrm>
+                      <a:off x="0" y="0"/>
+                      <a:ext cx="5334000" cy="2257041"/>
+                    </a:xfrm>
+                    <a:prstGeom prst="rect">
+                      <a:avLst/>
+                    </a:prstGeom>
+                    <a:noFill/>
+                    <a:ln w="9525">
+                      <a:noFill/>
+                      <a:headEnd/>
+                      <a:tailEnd/>
+                    </a:ln>
+                  </pic:spPr>
+                </pic:pic>
+              </a:graphicData>
+            </a:graphic>
+          </wp:inline>
+        </w:drawing>
+      </w:r>
+    </w:p>
+    <w:p>
+      <w:pPr>
+        <w:pStyle w:val="ImageCaption"/>
+      </w:pPr>
+      <w:r>
+        <w:t xml:space="preserve">Singular values of the 8×6 FRF over the control band. Left: the measured in-control FRF, the matrix every law actually inverts. Right: median and 10th-90th percentile of each singular value relative to σ1, analytic against measured.</w:t>
+      </w:r>
+    </w:p>
+    <w:p>
+      <w:pPr>
+        <w:pStyle w:val="BodyText"/>
+      </w:pPr>
+      <w:r>
+        <w:t xml:space="preserve">analytic (exact, from M, K, C)</w:t>
+      </w:r>
+    </w:p>
+    <w:p>
+      <w:pPr>
+        <w:pStyle w:val="BodyText"/>
+      </w:pPr>
+      <w:r>
+        <w:t xml:space="preserve">measured</w:t>
+      </w:r>
+    </w:p>
+    <w:p>
+      <w:pPr>
+        <w:pStyle w:val="BodyText"/>
+      </w:pPr>
+      <w:r>
+        <w:t xml:space="preserve">min</w:t>
+      </w:r>
+    </w:p>
+    <w:p>
+      <w:pPr>
+        <w:pStyle w:val="BodyText"/>
+      </w:pPr>
+      <w:r>
+        <w:t xml:space="preserve">median</w:t>
+      </w:r>
+    </w:p>
+    <w:p>
+      <w:pPr>
+        <w:pStyle w:val="BodyText"/>
+      </w:pPr>
+      <w:r>
+        <w:t xml:space="preserve">max</w:t>
+      </w:r>
+    </w:p>
+    <w:p>
+      <w:pPr>
+        <w:pStyle w:val="BodyText"/>
+      </w:pPr>
+      <w:r>
+        <w:t xml:space="preserve">dB re σ1</w:t>
+      </w:r>
+    </w:p>
+    <w:p>
+      <w:pPr>
+        <w:pStyle w:val="BodyText"/>
+      </w:pPr>
+      <w:r>
+        <w:t xml:space="preserve">median</w:t>
+      </w:r>
+    </w:p>
+    <w:p>
+      <w:pPr>
+        <w:pStyle w:val="BodyText"/>
+      </w:pPr>
+      <w:r>
+        <w:t xml:space="preserve">dB re σ1</w:t>
+      </w:r>
+    </w:p>
+    <w:p>
+      <w:pPr>
+        <w:pStyle w:val="BodyText"/>
+      </w:pPr>
+      <w:r>
+        <w:t xml:space="preserve">σ1</w:t>
+      </w:r>
+    </w:p>
+    <w:p>
+      <w:pPr>
+        <w:pStyle w:val="BodyText"/>
+      </w:pPr>
+      <w:r>
+        <w:t xml:space="preserve">9.22e-01</w:t>
+      </w:r>
+    </w:p>
+    <w:p>
+      <w:pPr>
+        <w:pStyle w:val="BodyText"/>
+      </w:pPr>
+      <w:r>
+        <w:t xml:space="preserve">9.44e+00</w:t>
+      </w:r>
+    </w:p>
+    <w:p>
+      <w:pPr>
+        <w:pStyle w:val="BodyText"/>
+      </w:pPr>
+      <w:r>
+        <w:t xml:space="preserve">4.37e+01</w:t>
+      </w:r>
+    </w:p>
+    <w:p>
+      <w:pPr>
+        <w:pStyle w:val="BodyText"/>
+      </w:pPr>
+      <w:r>
+        <w:t xml:space="preserve">0.0</w:t>
+      </w:r>
+    </w:p>
+    <w:p>
+      <w:pPr>
+        <w:pStyle w:val="BodyText"/>
+      </w:pPr>
+      <w:r>
+        <w:t xml:space="preserve">8.80e+00</w:t>
+      </w:r>
+    </w:p>
+    <w:p>
+      <w:pPr>
+        <w:pStyle w:val="BodyText"/>
+      </w:pPr>
+      <w:r>
+        <w:t xml:space="preserve">0.0</w:t>
+      </w:r>
+    </w:p>
+    <w:p>
+      <w:pPr>
+        <w:pStyle w:val="BodyText"/>
+      </w:pPr>
+      <w:r>
+        <w:t xml:space="preserve">σ2</w:t>
+      </w:r>
+    </w:p>
+    <w:p>
+      <w:pPr>
+        <w:pStyle w:val="BodyText"/>
+      </w:pPr>
+      <w:r>
+        <w:t xml:space="preserve">1.93e-01</w:t>
+      </w:r>
+    </w:p>
+    <w:p>
+      <w:pPr>
+        <w:pStyle w:val="BodyText"/>
+      </w:pPr>
+      <w:r>
+        <w:t xml:space="preserve">2.32e+00</w:t>
+      </w:r>
+    </w:p>
+    <w:p>
+      <w:pPr>
+        <w:pStyle w:val="BodyText"/>
+      </w:pPr>
+      <w:r>
+        <w:t xml:space="preserve">2.37e+01</w:t>
+      </w:r>
+    </w:p>
+    <w:p>
+      <w:pPr>
+        <w:pStyle w:val="BodyText"/>
+      </w:pPr>
+      <w:r>
+        <w:t xml:space="preserve">-9.9</w:t>
+      </w:r>
+    </w:p>
+    <w:p>
+      <w:pPr>
+        <w:pStyle w:val="BodyText"/>
+      </w:pPr>
+      <w:r>
+        <w:t xml:space="preserve">2.25e+00</w:t>
+      </w:r>
+    </w:p>
+    <w:p>
+      <w:pPr>
+        <w:pStyle w:val="BodyText"/>
+      </w:pPr>
+      <w:r>
+        <w:t xml:space="preserve">-10.1</w:t>
+      </w:r>
+    </w:p>
+    <w:p>
+      <w:pPr>
+        <w:pStyle w:val="BodyText"/>
+      </w:pPr>
+      <w:r>
+        <w:t xml:space="preserve">σ3</w:t>
+      </w:r>
+    </w:p>
+    <w:p>
+      <w:pPr>
+        <w:pStyle w:val="BodyText"/>
+      </w:pPr>
+      <w:r>
+        <w:t xml:space="preserve">1.02e-02</w:t>
+      </w:r>
+    </w:p>
+    <w:p>
+      <w:pPr>
+        <w:pStyle w:val="BodyText"/>
+      </w:pPr>
+      <w:r>
+        <w:t xml:space="preserve">7.92e-01</w:t>
+      </w:r>
+    </w:p>
+    <w:p>
+      <w:pPr>
+        <w:pStyle w:val="BodyText"/>
+      </w:pPr>
+      <w:r>
+        <w:t xml:space="preserve">4.94e+00</w:t>
+      </w:r>
+    </w:p>
+    <w:p>
+      <w:pPr>
+        <w:pStyle w:val="BodyText"/>
+      </w:pPr>
+      <w:r>
+        <w:t xml:space="preserve">-21.5</w:t>
+      </w:r>
+    </w:p>
+    <w:p>
+      <w:pPr>
+        <w:pStyle w:val="BodyText"/>
+      </w:pPr>
+      <w:r>
+        <w:t xml:space="preserve">7.48e-01</w:t>
+      </w:r>
+    </w:p>
+    <w:p>
+      <w:pPr>
+        <w:pStyle w:val="BodyText"/>
+      </w:pPr>
+      <w:r>
+        <w:t xml:space="preserve">-21.2</w:t>
+      </w:r>
+    </w:p>
+    <w:p>
+      <w:pPr>
+        <w:pStyle w:val="BodyText"/>
+      </w:pPr>
+      <w:r>
+        <w:t xml:space="preserve">σ4</w:t>
+      </w:r>
+    </w:p>
+    <w:p>
+      <w:pPr>
+        <w:pStyle w:val="BodyText"/>
+      </w:pPr>
+      <w:r>
+        <w:t xml:space="preserve">2.72e-03</w:t>
+      </w:r>
+    </w:p>
+    <w:p>
+      <w:pPr>
+        <w:pStyle w:val="BodyText"/>
+      </w:pPr>
+      <w:r>
+        <w:t xml:space="preserve">3.75e-01</w:t>
+      </w:r>
+    </w:p>
+    <w:p>
+      <w:pPr>
+        <w:pStyle w:val="BodyText"/>
+      </w:pPr>
+      <w:r>
+        <w:t xml:space="preserve">2.50e+00</w:t>
+      </w:r>
+    </w:p>
+    <w:p>
+      <w:pPr>
+        <w:pStyle w:val="BodyText"/>
+      </w:pPr>
+      <w:r>
+        <w:t xml:space="preserve">-29.9</w:t>
+      </w:r>
+    </w:p>
+    <w:p>
+      <w:pPr>
+        <w:pStyle w:val="BodyText"/>
+      </w:pPr>
+      <w:r>
+        <w:t xml:space="preserve">3.79e-01</w:t>
+      </w:r>
+    </w:p>
+    <w:p>
+      <w:pPr>
+        <w:pStyle w:val="BodyText"/>
+      </w:pPr>
+      <w:r>
+        <w:t xml:space="preserve">-29.4</w:t>
+      </w:r>
+    </w:p>
+    <w:p>
+      <w:pPr>
+        <w:pStyle w:val="BodyText"/>
+      </w:pPr>
+      <w:r>
+        <w:t xml:space="preserve">σ5</w:t>
+      </w:r>
+    </w:p>
+    <w:p>
+      <w:pPr>
+        <w:pStyle w:val="BodyText"/>
+      </w:pPr>
+      <w:r>
+        <w:t xml:space="preserve">7.45e-04</w:t>
+      </w:r>
+    </w:p>
+    <w:p>
+      <w:pPr>
+        <w:pStyle w:val="BodyText"/>
+      </w:pPr>
+      <w:r>
+        <w:t xml:space="preserve">1.68e-01</w:t>
+      </w:r>
+    </w:p>
+    <w:p>
+      <w:pPr>
+        <w:pStyle w:val="BodyText"/>
+      </w:pPr>
+      <w:r>
+        <w:t xml:space="preserve">1.55e+00</w:t>
+      </w:r>
+    </w:p>
+    <w:p>
+      <w:pPr>
+        <w:pStyle w:val="BodyText"/>
+      </w:pPr>
+      <w:r>
+        <w:t xml:space="preserve">-36.7</w:t>
+      </w:r>
+    </w:p>
+    <w:p>
+      <w:pPr>
+        <w:pStyle w:val="BodyText"/>
+      </w:pPr>
+      <w:r>
+        <w:t xml:space="preserve">1.64e-01</w:t>
+      </w:r>
+    </w:p>
+    <w:p>
+      <w:pPr>
+        <w:pStyle w:val="BodyText"/>
+      </w:pPr>
+      <w:r>
+        <w:t xml:space="preserve">-36.1</w:t>
+      </w:r>
+    </w:p>
+    <w:p>
+      <w:pPr>
+        <w:pStyle w:val="BodyText"/>
+      </w:pPr>
+      <w:r>
+        <w:t xml:space="preserve">σ6</w:t>
+      </w:r>
+    </w:p>
+    <w:p>
+      <w:pPr>
+        <w:pStyle w:val="BodyText"/>
+      </w:pPr>
+      <w:r>
+        <w:t xml:space="preserve">9.17e-19</w:t>
+      </w:r>
+    </w:p>
+    <w:p>
+      <w:pPr>
+        <w:pStyle w:val="BodyText"/>
+      </w:pPr>
+      <w:r>
+        <w:t xml:space="preserve">3.60e-16</w:t>
+      </w:r>
+    </w:p>
+    <w:p>
+      <w:pPr>
+        <w:pStyle w:val="BodyText"/>
+      </w:pPr>
+      <w:r>
+        <w:t xml:space="preserve">1.04e-14</w:t>
+      </w:r>
+    </w:p>
+    <w:p>
+      <w:pPr>
+        <w:pStyle w:val="BodyText"/>
+      </w:pPr>
+      <w:r>
+        <w:t xml:space="preserve">-327.3</w:t>
+      </w:r>
+    </w:p>
+    <w:p>
+      <w:pPr>
+        <w:pStyle w:val="BodyText"/>
+      </w:pPr>
+      <w:r>
+        <w:t xml:space="preserve">2.38e-03</w:t>
+      </w:r>
+    </w:p>
+    <w:p>
+      <w:pPr>
+        <w:pStyle w:val="BodyText"/>
+      </w:pPr>
+      <w:r>
+        <w:t xml:space="preserve">-71.0</w:t>
+      </w:r>
+    </w:p>
+    <w:p>
+      <w:pPr>
+        <w:pStyle w:val="BodyText"/>
+      </w:pPr>
+      <w:r>
+        <w:t xml:space="preserve">Units are (m/s²)/N over 901 lines. σ1 through σ5 are genuine and</w:t>
+      </w:r>
+      <w:r>
+        <w:t xml:space="preserve"> </w:t>
+      </w:r>
+      <w:r>
+        <w:t xml:space="preserve">well separated — about 10 dB between the first two, then 8–11 dB steps,</w:t>
+      </w:r>
+      <w:r>
+        <w:t xml:space="preserve"> </w:t>
+      </w:r>
+      <w:r>
+        <w:t xml:space="preserve">spanning 37 dB in all — and the analytic and</w:t>
+      </w:r>
+      <w:r>
+        <w:t xml:space="preserve"> </w:t>
+      </w:r>
+      <w:r>
+        <w:t xml:space="preserve">measured values agree to a few tenths of a dB throughout. σ6 does not.</w:t>
+      </w:r>
+    </w:p>
+    <w:p>
+      <w:pPr>
+        <w:pStyle w:val="BodyText"/>
+      </w:pPr>
+      <w:r>
+        <w:rPr>
+          <w:b/>
+        </w:rPr>
+        <w:t xml:space="preserve">Quote σ1/σ5, not σ1/σ6</w:t>
+      </w:r>
+      <w:r>
+        <w:t xml:space="preserve"> </w:t>
+      </w:r>
+      <w:r>
+        <w:t xml:space="preserve">The useful conditioning of this plant is</w:t>
+      </w:r>
+      <w:r>
+        <w:t xml:space="preserve"> </w:t>
+      </w:r>
+      <w:r>
+        <w:rPr>
+          <w:b/>
+        </w:rPr>
+        <w:t xml:space="preserve">σ1/σ5 = 68</w:t>
+      </w:r>
+      <w:r>
+        <w:t xml:space="preserve"> </w:t>
+      </w:r>
+      <w:r>
+        <w:t xml:space="preserve">analytic,</w:t>
+      </w:r>
+      <w:r>
+        <w:t xml:space="preserve"> </w:t>
+      </w:r>
+      <w:r>
+        <w:t xml:space="preserve">64 measured — benign for inversion. The</w:t>
+      </w:r>
+      <w:r>
+        <w:t xml:space="preserve"> </w:t>
+      </w:r>
+      <w:r>
+        <w:t xml:space="preserve">cond(H)</w:t>
+      </w:r>
+      <w:r>
+        <w:t xml:space="preserve"> </w:t>
+      </w:r>
+      <w:r>
+        <w:t xml:space="preserve">column in section 3 is σ1/σ6, median</w:t>
+      </w:r>
+      <w:r>
+        <w:t xml:space="preserve"> </w:t>
+      </w:r>
+      <w:r>
+        <w:t xml:space="preserve">3,567, and it is measuring the identification noise</w:t>
+      </w:r>
+      <w:r>
+        <w:t xml:space="preserve"> </w:t>
+      </w:r>
+      <w:r>
+        <w:t xml:space="preserve">floor rather than the plant. That is why it scatters by a factor of ten across</w:t>
+      </w:r>
+      <w:r>
+        <w:t xml:space="preserve"> </w:t>
+      </w:r>
+      <w:r>
+        <w:t xml:space="preserve">twelve identifications of one deterministic system: the noise floor moves, the</w:t>
+      </w:r>
+      <w:r>
+        <w:t xml:space="preserve"> </w:t>
+      </w:r>
+      <w:r>
+        <w:t xml:space="preserve">plant does not.</w:t>
+      </w:r>
+    </w:p>
+    <w:p>
+      <w:pPr>
+        <w:pStyle w:val="BodyText"/>
       </w:pPr>
       <w:r>
         <w:t xml:space="preserve">Computing H analytically from the model's mass, stiffness and damping</w:t>
@@ -643,11 +1198,11 @@
       <w:pPr>
         <w:pStyle w:val="Heading2"/>
       </w:pPr>
-      <w:bookmarkStart w:id="24" w:name="what-was-run"/>
+      <w:bookmarkStart w:id="25" w:name="what-was-run"/>
       <w:r>
         <w:t xml:space="preserve">2. What was run</w:t>
       </w:r>
-      <w:bookmarkEnd w:id="24"/>
+      <w:bookmarkEnd w:id="25"/>
     </w:p>
     <w:p>
       <w:pPr>
@@ -747,11 +1302,11 @@
       <w:pPr>
         <w:pStyle w:val="Heading2"/>
       </w:pPr>
-      <w:bookmarkStart w:id="25" w:name="results"/>
+      <w:bookmarkStart w:id="26" w:name="results"/>
       <w:r>
         <w:t xml:space="preserve">3. Results</w:t>
       </w:r>
-      <w:bookmarkEnd w:id="25"/>
+      <w:bookmarkEnd w:id="26"/>
     </w:p>
     <w:tbl>
       <w:tblPr>
@@ -2674,11 +3229,11 @@
       <w:pPr>
         <w:pStyle w:val="Heading2"/>
       </w:pPr>
-      <w:bookmarkStart w:id="26" w:name="the-coherence-cap-inverts-by-family"/>
+      <w:bookmarkStart w:id="27" w:name="the-coherence-cap-inverts-by-family"/>
       <w:r>
         <w:t xml:space="preserve">4. The coherence cap inverts by family</w:t>
       </w:r>
-      <w:bookmarkEnd w:id="26"/>
+      <w:bookmarkEnd w:id="27"/>
     </w:p>
     <w:p>
       <w:pPr>
@@ -2700,7 +3255,7 @@
                     </pic:cNvPicPr>
                   </pic:nvPicPr>
                   <pic:blipFill>
-                    <a:blip r:embed="rId27"/>
+                    <a:blip r:embed="rId28"/>
                     <a:stretch>
                       <a:fillRect/>
                     </a:stretch>
@@ -3697,11 +4252,11 @@
       <w:pPr>
         <w:pStyle w:val="Heading2"/>
       </w:pPr>
-      <w:bookmarkStart w:id="28" w:name="feedback-buys-less-than-expected"/>
+      <w:bookmarkStart w:id="29" w:name="feedback-buys-less-than-expected"/>
       <w:r>
         <w:t xml:space="preserve">5. Feedback buys less than expected</w:t>
       </w:r>
-      <w:bookmarkEnd w:id="28"/>
+      <w:bookmarkEnd w:id="29"/>
     </w:p>
     <w:p>
       <w:pPr>
@@ -3723,7 +4278,7 @@
                     </pic:cNvPicPr>
                   </pic:nvPicPr>
                   <pic:blipFill>
-                    <a:blip r:embed="rId29"/>
+                    <a:blip r:embed="rId30"/>
                     <a:stretch>
                       <a:fillRect/>
                     </a:stretch>
@@ -3960,11 +4515,11 @@
       <w:pPr>
         <w:pStyle w:val="Heading2"/>
       </w:pPr>
-      <w:bookmarkStart w:id="30" w:name="X9fb3a613e2645154712332b0cd7e8bcb5ebaaac"/>
+      <w:bookmarkStart w:id="31" w:name="X9fb3a613e2645154712332b0cd7e8bcb5ebaaac"/>
       <w:r>
         <w:t xml:space="preserve">6. Separating the law's error from the plant's limit</w:t>
       </w:r>
-      <w:bookmarkEnd w:id="30"/>
+      <w:bookmarkEnd w:id="31"/>
     </w:p>
     <w:p>
       <w:pPr>
@@ -3986,7 +4541,7 @@
                     </pic:cNvPicPr>
                   </pic:nvPicPr>
                   <pic:blipFill>
-                    <a:blip r:embed="rId31"/>
+                    <a:blip r:embed="rId32"/>
                     <a:stretch>
                       <a:fillRect/>
                     </a:stretch>
@@ -4099,11 +4654,11 @@
       <w:pPr>
         <w:pStyle w:val="Heading2"/>
       </w:pPr>
-      <w:bookmarkStart w:id="32" w:name="the-same-two-channels-dominate-every-law"/>
+      <w:bookmarkStart w:id="33" w:name="the-same-two-channels-dominate-every-law"/>
       <w:r>
         <w:t xml:space="preserve">7. The same two channels dominate every law</w:t>
       </w:r>
-      <w:bookmarkEnd w:id="32"/>
+      <w:bookmarkEnd w:id="33"/>
     </w:p>
     <w:p>
       <w:pPr>
@@ -4125,7 +4680,7 @@
                     </pic:cNvPicPr>
                   </pic:nvPicPr>
                   <pic:blipFill>
-                    <a:blip r:embed="rId33"/>
+                    <a:blip r:embed="rId34"/>
                     <a:stretch>
                       <a:fillRect/>
                     </a:stretch>
@@ -4217,11 +4772,11 @@
       <w:pPr>
         <w:pStyle w:val="Heading2"/>
       </w:pPr>
-      <w:bookmarkStart w:id="34" w:name="X01906168f033c489c4eeaf72fcf2c6159a7ae9c"/>
+      <w:bookmarkStart w:id="35" w:name="X01906168f033c489c4eeaf72fcf2c6159a7ae9c"/>
       <w:r>
         <w:t xml:space="preserve">8. Cross-terms: the specification asked for zero</w:t>
       </w:r>
-      <w:bookmarkEnd w:id="34"/>
+      <w:bookmarkEnd w:id="35"/>
     </w:p>
     <w:p>
       <w:pPr>
@@ -4278,7 +4833,7 @@
                     </pic:cNvPicPr>
                   </pic:nvPicPr>
                   <pic:blipFill>
-                    <a:blip r:embed="rId35"/>
+                    <a:blip r:embed="rId36"/>
                     <a:stretch>
                       <a:fillRect/>
                     </a:stretch>
@@ -5739,11 +6294,11 @@
       <w:pPr>
         <w:pStyle w:val="Heading3"/>
       </w:pPr>
-      <w:bookmarkStart w:id="36" w:name="X8ef41ed96fc931a52e3ce58344de66e52e2f185"/>
+      <w:bookmarkStart w:id="37" w:name="X8ef41ed96fc931a52e3ce58344de66e52e2f185"/>
       <w:r>
         <w:t xml:space="preserve">Zero cross-terms is unreachable, not merely difficult</w:t>
       </w:r>
-      <w:bookmarkEnd w:id="36"/>
+      <w:bookmarkEnd w:id="37"/>
     </w:p>
     <w:p>
       <w:pPr>
@@ -5955,11 +6510,11 @@
       <w:pPr>
         <w:pStyle w:val="Heading3"/>
       </w:pPr>
-      <w:bookmarkStart w:id="37" w:name="what-the-cap-does-to-the-drive"/>
+      <w:bookmarkStart w:id="38" w:name="what-the-cap-does-to-the-drive"/>
       <w:r>
         <w:t xml:space="preserve">What the cap does to the drive</w:t>
       </w:r>
-      <w:bookmarkEnd w:id="37"/>
+      <w:bookmarkEnd w:id="38"/>
     </w:p>
     <w:p>
       <w:pPr>
@@ -6154,11 +6709,11 @@
       <w:pPr>
         <w:pStyle w:val="Heading2"/>
       </w:pPr>
-      <w:bookmarkStart w:id="38" w:name="drive-power"/>
+      <w:bookmarkStart w:id="39" w:name="drive-power"/>
       <w:r>
         <w:t xml:space="preserve">9. Drive power</w:t>
       </w:r>
-      <w:bookmarkEnd w:id="38"/>
+      <w:bookmarkEnd w:id="39"/>
     </w:p>
     <w:p>
       <w:pPr>
@@ -6180,7 +6735,7 @@
                     </pic:cNvPicPr>
                   </pic:nvPicPr>
                   <pic:blipFill>
-                    <a:blip r:embed="rId39"/>
+                    <a:blip r:embed="rId40"/>
                     <a:stretch>
                       <a:fillRect/>
                     </a:stretch>
@@ -6281,11 +6836,11 @@
       <w:pPr>
         <w:pStyle w:val="Heading2"/>
       </w:pPr>
-      <w:bookmarkStart w:id="40" w:name="caveats"/>
+      <w:bookmarkStart w:id="41" w:name="caveats"/>
       <w:r>
         <w:t xml:space="preserve">10. Caveats</w:t>
       </w:r>
-      <w:bookmarkEnd w:id="40"/>
+      <w:bookmarkEnd w:id="41"/>
     </w:p>
     <w:p>
       <w:pPr>
@@ -7005,11 +7560,11 @@
       <w:pPr>
         <w:pStyle w:val="Heading2"/>
       </w:pPr>
-      <w:bookmarkStart w:id="41" w:name="next"/>
+      <w:bookmarkStart w:id="42" w:name="next"/>
       <w:r>
         <w:t xml:space="preserve">11. Next</w:t>
       </w:r>
-      <w:bookmarkEnd w:id="41"/>
+      <w:bookmarkEnd w:id="42"/>
     </w:p>
     <w:p>
       <w:pPr>

--- a/Claude outputs/law_comparison_report_2026-09-15.docx
+++ b/Claude outputs/law_comparison_report_2026-09-15.docx
@@ -495,14 +495,14 @@
       <w:r>
         <w:drawing>
           <wp:inline>
-            <wp:extent cx="5334000" cy="2257041"/>
+            <wp:extent cx="5334000" cy="2490006"/>
             <wp:effectExtent b="0" l="0" r="0" t="0"/>
             <wp:docPr descr="Singular values of the 8×6 FRF over the control band. Left: the measured in-control FRF, the matrix every law actually inverts. Right: median and 10th-90th percentile of each singular value relative to σ1, analytic against measured." title="" id="1" name="Picture"/>
             <a:graphic>
               <a:graphicData uri="http://schemas.openxmlformats.org/drawingml/2006/picture">
                 <pic:pic>
                   <pic:nvPicPr>
-                    <pic:cNvPr descr="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" id="0" name="Picture"/>
+                    <pic:cNvPr descr="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" id="0" name="Picture"/>
                     <pic:cNvPicPr>
                       <a:picLocks noChangeArrowheads="1" noChangeAspect="1"/>
                     </pic:cNvPicPr>
@@ -516,7 +516,7 @@
                   <pic:spPr bwMode="auto">
                     <a:xfrm>
                       <a:off x="0" y="0"/>
-                      <a:ext cx="5334000" cy="2257041"/>
+                      <a:ext cx="5334000" cy="2490006"/>
                     </a:xfrm>
                     <a:prstGeom prst="rect">
                       <a:avLst/>
@@ -4535,7 +4535,7 @@
               <a:graphicData uri="http://schemas.openxmlformats.org/drawingml/2006/picture">
                 <pic:pic>
                   <pic:nvPicPr>
-                    <pic:cNvPr descr="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" id="0" name="Picture"/>
+                    <pic:cNvPr descr="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" id="0" name="Picture"/>
                     <pic:cNvPicPr>
                       <a:picLocks noChangeArrowheads="1" noChangeAspect="1"/>
                     </pic:cNvPicPr>
@@ -4674,7 +4674,7 @@
               <a:graphicData uri="http://schemas.openxmlformats.org/drawingml/2006/picture">
                 <pic:pic>
                   <pic:nvPicPr>
-                    <pic:cNvPr descr="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" id="0" name="Picture"/>
+                    <pic:cNvPr descr="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" id="0" name="Picture"/>
                     <pic:cNvPicPr>
                       <a:picLocks noChangeArrowheads="1" noChangeAspect="1"/>
                     </pic:cNvPicPr>
@@ -4827,7 +4827,7 @@
               <a:graphicData uri="http://schemas.openxmlformats.org/drawingml/2006/picture">
                 <pic:pic>
                   <pic:nvPicPr>
-                    <pic:cNvPr descr="data:image/png;base64,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